--- a/az/discovery-articles/1.19 Beton.docx
+++ b/az/discovery-articles/1.19 Beton.docx
@@ -4,527 +4,350 @@
   <w:body>
     <w:p>
       <w:pPr>
-        <w:keepNext/>
-        <w:spacing w:before="280" w:after="120"/>
+        <w:pStyle w:val="Title"/>
+        <w:widowControl/>
       </w:pPr>
       <w:r>
-        <w:rPr>
-          <w:rFonts w:ascii="Calibri" w:hAnsi="Calibri" w:eastAsia="Calibri"/>
-          <w:b/>
-          <w:i w:val="0"/>
-          <w:color w:val="004E8C"/>
-          <w:sz w:val="44"/>
-        </w:rPr>
         <w:t>1.19 Beton</w:t>
       </w:r>
     </w:p>
     <w:p>
       <w:pPr>
-        <w:spacing w:after="80"/>
+        <w:keepNext/>
+        <w:widowControl/>
       </w:pPr>
       <w:r>
         <w:rPr>
-          <w:rFonts w:ascii="Calibri" w:hAnsi="Calibri" w:eastAsia="Calibri"/>
-          <w:b w:val="0"/>
-          <w:i/>
-          <w:color w:val="505050"/>
-          <w:sz w:val="22"/>
+          <w:sz w:val="20"/>
         </w:rPr>
-        <w:t>1. Sivilizasiyanın təməlləri</w:t>
-      </w:r>
-    </w:p>
-    <w:p>
-      <w:pPr>
-        <w:spacing w:after="200"/>
-      </w:pPr>
-      <w:r>
-        <w:rPr>
-          <w:rFonts w:ascii="Calibri" w:hAnsi="Calibri" w:eastAsia="Calibri"/>
-          <w:b w:val="0"/>
-          <w:i/>
-          <w:sz w:val="22"/>
-        </w:rPr>
-        <w:t>Dövr: e.ə. I minillikdən Roma imperiyası dövründəki zirvəyədək (pussolan betonları); XIX əsrdən Portland sementi dövrü | Əsas ustalar və simalar: pussolandan istifadə edən Roma inşaatçıları; sonralar Aspdin və Portland sementi sənayeçiləri; müasir inşaat mühəndisləri</w:t>
-      </w:r>
-    </w:p>
-    <w:p>
-      <w:pPr>
-        <w:spacing w:after="160" w:line="276" w:lineRule="auto"/>
-      </w:pPr>
-      <w:r>
-        <w:rPr>
-          <w:rFonts w:ascii="Calibri" w:hAnsi="Calibri" w:eastAsia="Calibri"/>
-          <w:b w:val="0"/>
-          <w:i w:val="0"/>
-          <w:sz w:val="22"/>
-        </w:rPr>
-        <w:t>Beton bağlayıcı maddə, su, qum və daş kimi doldurucuların qarışığından hazırlanan tikinti materialıdır. Qəlibə töküldükdən sonra bərkiyərək möhkəm kütləyə çevrilir və divarların, günbəzlərin, körpülərin, limanların və çoxmərtəbəli binaların tikintisində istifadə olunur.</w:t>
+        <w:t>1 Sivilizasiyanın təməlləri</w:t>
       </w:r>
     </w:p>
     <w:p>
       <w:pPr>
         <w:keepNext/>
-        <w:spacing w:before="240" w:after="120"/>
+        <w:widowControl/>
       </w:pPr>
       <w:r>
         <w:rPr>
-          <w:rFonts w:ascii="Calibri" w:hAnsi="Calibri" w:eastAsia="Calibri"/>
-          <w:b/>
-          <w:i w:val="0"/>
-          <w:color w:val="004E8C"/>
-          <w:sz w:val="28"/>
+          <w:sz w:val="20"/>
         </w:rPr>
-        <w:t>Əsas faktlar</w:t>
+        <w:t>Dövr: təxminən e.ə. I minillikdən Roma imperiyasınadək pussolanlı betonlar; XIX əsrdən Portland sementi dövrü | Əsas iştirakçılar: pussolandan istifadə edən Roma ustaları, sonralar Aspdin və sement sənayeçiləri, müasir inşaat mühəndisləri</w:t>
+      </w:r>
+    </w:p>
+    <w:p>
+      <w:pPr>
+        <w:widowControl/>
+      </w:pPr>
+      <w:r>
+        <w:t>Beton bağlayıcı, su və doldurucudan hazırlanan, töküldüyü yerdə daşabənzər kütləyə çevrilən qarışıqdır. Yonma daşla tikintinin ləng olduğu şəraitdə divar, günbəz, liman və sonralar göydələn karkaslarını qəlibdə qurmağa imkan verdi.</w:t>
+      </w:r>
+    </w:p>
+    <w:p>
+      <w:pPr>
+        <w:pStyle w:val="Heading1"/>
+        <w:widowControl/>
+      </w:pPr>
+      <w:r>
+        <w:t>Əsas məlumatlar</w:t>
       </w:r>
     </w:p>
     <w:p>
       <w:pPr>
         <w:pStyle w:val="ListBullet"/>
+        <w:widowControl/>
       </w:pPr>
       <w:r>
-        <w:rPr>
-          <w:rFonts w:ascii="Calibri" w:hAnsi="Calibri" w:eastAsia="Calibri"/>
-          <w:b w:val="0"/>
-          <w:i w:val="0"/>
-          <w:sz w:val="22"/>
-        </w:rPr>
-        <w:t>Romalılar əhəngi vulkanik pussolanla qarışdıraraq uzunömürlü hidravlik beton hazırlayırdılar</w:t>
+        <w:t>Romalılar əhəngi pussolan adlı vulkan külü ilə qarışdırırdılar; bu qatqı qarışığın su altında da bərkiməsinə imkan verirdi.</w:t>
       </w:r>
     </w:p>
     <w:p>
       <w:pPr>
         <w:pStyle w:val="ListBullet"/>
+        <w:widowControl/>
       </w:pPr>
       <w:r>
-        <w:rPr>
-          <w:rFonts w:ascii="Calibri" w:hAnsi="Calibri" w:eastAsia="Calibri"/>
-          <w:b w:val="0"/>
-          <w:i w:val="0"/>
-          <w:sz w:val="22"/>
-        </w:rPr>
-        <w:t>Roma limanları və Panteonun günbəzi tökmə konstruksiyaların geniş imkanlarını nümayiş etdirir</w:t>
+        <w:t>Roma limanları və Panteonun günbəzi betonla böyük konstruksiyalar qurmağın imkanlarını göstərir.</w:t>
       </w:r>
     </w:p>
     <w:p>
       <w:pPr>
         <w:pStyle w:val="ListBullet"/>
+        <w:widowControl/>
       </w:pPr>
       <w:r>
-        <w:rPr>
-          <w:rFonts w:ascii="Calibri" w:hAnsi="Calibri" w:eastAsia="Calibri"/>
-          <w:b w:val="0"/>
-          <w:i w:val="0"/>
-          <w:sz w:val="22"/>
-        </w:rPr>
-        <w:t>Roma betonunun reseptləri haqqında bilik orta əsrlər Avropasının bəzi bölgələrində qismən unudulub</w:t>
+        <w:t>Orta əsr Avropasının bəzi yerlərində Roma qarışıqları haqqında biliklər zəiflədi.</w:t>
       </w:r>
     </w:p>
     <w:p>
       <w:pPr>
         <w:pStyle w:val="ListBullet"/>
+        <w:widowControl/>
       </w:pPr>
       <w:r>
-        <w:rPr>
-          <w:rFonts w:ascii="Calibri" w:hAnsi="Calibri" w:eastAsia="Calibri"/>
-          <w:b w:val="0"/>
-          <w:i w:val="0"/>
-          <w:sz w:val="22"/>
-        </w:rPr>
-        <w:t>XIX əsrdə Portland sementi betonun kütləvi istifadəsini yenidən canlandırıb</w:t>
+        <w:t>XIX əsrdə Portland sementi betonun kütləvi istifadəsini yenidən genişləndirdi.</w:t>
       </w:r>
     </w:p>
     <w:p>
       <w:pPr>
         <w:pStyle w:val="ListBullet"/>
+        <w:widowControl/>
       </w:pPr>
       <w:r>
-        <w:rPr>
-          <w:rFonts w:ascii="Calibri" w:hAnsi="Calibri" w:eastAsia="Calibri"/>
-          <w:b w:val="0"/>
-          <w:i w:val="0"/>
-          <w:sz w:val="22"/>
-        </w:rPr>
-        <w:t>Dəmir-beton və qabaqcadan gərginləşdirilmiş beton müasir infrastrukturun böyük hissəsinin əsasını təşkil edir</w:t>
+        <w:t>Dəmir-beton və əvvəlcədən gərginləşdirilmiş beton müasir infrastrukturun böyük hissəsini təşkil edir.</w:t>
       </w:r>
     </w:p>
     <w:p>
       <w:pPr>
-        <w:keepNext/>
-        <w:spacing w:before="240" w:after="120"/>
+        <w:pStyle w:val="Heading1"/>
+        <w:widowControl/>
       </w:pPr>
       <w:r>
-        <w:rPr>
-          <w:rFonts w:ascii="Calibri" w:hAnsi="Calibri" w:eastAsia="Calibri"/>
-          <w:b/>
-          <w:i w:val="0"/>
-          <w:color w:val="004E8C"/>
-          <w:sz w:val="28"/>
-        </w:rPr>
-        <w:t>Bu nədir və necə işləyir?</w:t>
+        <w:t>Bu nədir</w:t>
       </w:r>
     </w:p>
     <w:p>
       <w:pPr>
-        <w:spacing w:after="160" w:line="276" w:lineRule="auto"/>
+        <w:widowControl/>
       </w:pPr>
       <w:r>
-        <w:rPr>
-          <w:rFonts w:ascii="Calibri" w:hAnsi="Calibri" w:eastAsia="Calibri"/>
-          <w:b w:val="0"/>
-          <w:i w:val="0"/>
-          <w:sz w:val="22"/>
-        </w:rPr>
-        <w:t>Beton əhəng və ya sement kimi bağlayıcını su, daş və ya qum doldurucusu ilə qarışdırmaqla hazırlanan tikinti materialıdır; qarışıq bərkiyərək möhkəm kütləyə çevrilir. O, qəlibə tökülə, qırmadaşı və ya polad armaturu örtə bilər. Yalnız yonulmuş daş blokları üst-üstə yığmaqdan fərqli olaraq, beton qəlibin formasını alır. Sadə dillə desək, beton inşaatçının divar, döşəmə və ya tağ lazım olan yerə tökdüyü maye daşdır.</w:t>
+        <w:t>Beton əhəng və ya sement kimi bağlayıcını su, daş və ya qum doldurucusu ilə qarışdırıb bərk material almaqla hazırlanır. Qəlibə tökülə, daş qırıntılarının və ya polad hissələrin arasını doldura bilər. Yalnız yonma bloklardan hörülən divardan fərqli olaraq, beton qəlibin formasını alır. Sadə bənzətmə ilə, divar, döşəmə və ya tağ lazım olan yerə tökülən «maye daş»dır.</w:t>
       </w:r>
     </w:p>
     <w:p>
       <w:pPr>
-        <w:keepNext/>
-        <w:spacing w:before="240" w:after="120"/>
+        <w:pStyle w:val="Heading1"/>
+        <w:widowControl/>
       </w:pPr>
       <w:r>
-        <w:rPr>
-          <w:rFonts w:ascii="Calibri" w:hAnsi="Calibri" w:eastAsia="Calibri"/>
-          <w:b/>
-          <w:i w:val="0"/>
-          <w:color w:val="004E8C"/>
-          <w:sz w:val="28"/>
-        </w:rPr>
-        <w:t>Kim kəşf və ya ixtira edib?</w:t>
+        <w:t>Kim kəşf edib və ya yaradıb</w:t>
       </w:r>
     </w:p>
     <w:p>
       <w:pPr>
-        <w:spacing w:after="160" w:line="276" w:lineRule="auto"/>
+        <w:widowControl/>
       </w:pPr>
       <w:r>
-        <w:rPr>
-          <w:rFonts w:ascii="Calibri" w:hAnsi="Calibri" w:eastAsia="Calibri"/>
-          <w:b w:val="0"/>
-          <w:i w:val="0"/>
-          <w:sz w:val="22"/>
-        </w:rPr>
-        <w:t>Roma mühəndisləri məşhur pussolan betonunu təkmilləşdirdilər, lakin onlardan əvvəl də əhəng məhlulu və gips qarışıqları mövcud idi. Doldurucunu bağlamaq ideyası bir nəfərə məxsus deyil. XIX əsrdə Cozef Aspdin və sonrakı sement kimyaçıları Portland sementinin sənaye istehsalını yaratdılar. Tikinti briqadaları və karxana işçiləri bu praktiki bilikləri məşhur abidələr arasında yayırdılar.</w:t>
+        <w:t>Roma mühəndisləri məşhur pussolanlı betonu təkmilləşdirdilər, amma daha qədim əhəng məhlulları və gips qarışıqları da vardı. Doldurucunu bağlamaq fikrinin tək ixtiraçısı yoxdur. Cozef Aspdin və sonrakı sement kimyaçıları XIX əsrdə Portland sementinin sənaye istehsalını inkişaf etdirdilər. Tikinti dəstələri və daş karxanası işçiləri məşhur abidələr arasında praktik bilik daşıyırdılar.</w:t>
       </w:r>
     </w:p>
     <w:p>
       <w:pPr>
-        <w:keepNext/>
-        <w:spacing w:before="240" w:after="120"/>
+        <w:pStyle w:val="Heading1"/>
+        <w:widowControl/>
       </w:pPr>
       <w:r>
-        <w:rPr>
-          <w:rFonts w:ascii="Calibri" w:hAnsi="Calibri" w:eastAsia="Calibri"/>
-          <w:b/>
-          <w:i w:val="0"/>
-          <w:color w:val="004E8C"/>
-          <w:sz w:val="28"/>
-        </w:rPr>
-        <w:t>Nə vaxt və necə yaranıb?</w:t>
+        <w:t>Nə vaxt və necə yaranıb</w:t>
       </w:r>
     </w:p>
     <w:p>
       <w:pPr>
-        <w:spacing w:after="160" w:line="276" w:lineRule="auto"/>
+        <w:widowControl/>
       </w:pPr>
       <w:r>
-        <w:rPr>
-          <w:rFonts w:ascii="Calibri" w:hAnsi="Calibri" w:eastAsia="Calibri"/>
-          <w:b w:val="0"/>
-          <w:i w:val="0"/>
-          <w:sz w:val="22"/>
-        </w:rPr>
-        <w:t>Roma respublikasının sonlarından imperiya dövrünədək pussolan qarışıqları ilə limanlar, tağlı örtüklər və Panteonun günbəzi töküldü. İmperiyanın süqutundan sonra bir çox bölgədə daş və kərpic üstünlük qazandı, betonun istifadəsi isə qeyri-bərabər şəkildə azaldı. XIX əsrdə Portland sementi və dəmir armatur betonun yenidən geniş istifadəsinə yol açdı, hətta Roma miqyasını aşdı. XX əsrin bənd və avtomobil yolları materialı bütün dünyaya yaydı. Hər yeni yüksəliş ucuz yanacaq, doldurucunun daşınması və etibarlı standartlar tələb edirdi.</w:t>
+        <w:t>Roma respublikasının sonlarında və imperiya dövründə pussolanlı qarışıqlarla limanlar, tağbəndlər və Panteonun günbəzi quruldu. İmperiyadan sonra istifadə müxtəlif bölgələrdə fərqli dərəcədə azaldı, çox yerdə daş və kərpic üstünlük qazandı. XIX əsrin Portland sementi və dəmir armaturu Roma miqyasını bərpa edib sonra aşdı. XX əsrin bəndləri və avtomobil yolları materialı dünyaya yaydı. Hər genişlənmə ucuz yanacaq, doldurucunun daşınması və etibarlı standartlar tələb edirdi.</w:t>
       </w:r>
     </w:p>
     <w:p>
       <w:pPr>
-        <w:keepNext/>
-        <w:spacing w:before="240" w:after="120"/>
+        <w:pStyle w:val="Heading1"/>
+        <w:widowControl/>
       </w:pPr>
       <w:r>
-        <w:rPr>
-          <w:rFonts w:ascii="Calibri" w:hAnsi="Calibri" w:eastAsia="Calibri"/>
-          <w:b/>
-          <w:i w:val="0"/>
-          <w:color w:val="004E8C"/>
-          <w:sz w:val="28"/>
-        </w:rPr>
-        <w:t>Elmi əhəmiyyəti</w:t>
+        <w:t>Elm üçün əhəmiyyəti</w:t>
       </w:r>
     </w:p>
     <w:p>
       <w:pPr>
-        <w:spacing w:after="160" w:line="276" w:lineRule="auto"/>
+        <w:widowControl/>
       </w:pPr>
       <w:r>
-        <w:rPr>
-          <w:rFonts w:ascii="Calibri" w:hAnsi="Calibri" w:eastAsia="Calibri"/>
-          <w:b w:val="0"/>
-          <w:i w:val="0"/>
-          <w:sz w:val="22"/>
-        </w:rPr>
-        <w:t>Beton kimyasının əsasını hidratlaşma və mikroyapı təşkil edir: yaranan kristallar doldurucu dənələrini yükdaşıyan sement kütləsində birləşdirir. Pussolan əhənglə reaksiyaya girir, Portland sementinin mineral fazaları isə inşaatçının əvvəlcədən hesablaya bildiyi müddətdə bərkiyir. Davamlılıq tədqiqatları duzun, donub-ərimənin və karbonlaşmanın təsirini izləyir. Materialşünaslıq qarışığın tərkibini daim təkmilləşdirir. Beton tikintini yalnız hörgü ustalığından çıxarıb nisbətləri və bərkimə müddəti ölçülə bilən reseptə çevirdi.</w:t>
+        <w:t>Betonun kimyasında su ilə reaksiya — hidratlaşma — və daxili quruluş əsasdır: yaranan kristallar doldurucunu yükdaşıyan kütlədə birləşdirir. Pussolan əhənglə reaksiyaya girir; Portland sementinin tərkib hissələri tikinti işini planlamağa imkan verən müddətdə bərkiyir. Davamlılıq araşdırmaları duzun, donma-ərimənin və karbon qazı ilə reaksiyaların təsirini izləyir. Materialşünaslıq qarışıq tərkibini təkmilləşdirir. Beton tikintini yalnız hörgü ustalığından ölçülən nisbətlər və bərkimə müddətləri ilə idarə olunan işə çevirdi.</w:t>
       </w:r>
     </w:p>
     <w:p>
       <w:pPr>
-        <w:keepNext/>
-        <w:spacing w:before="240" w:after="120"/>
+        <w:pStyle w:val="Heading1"/>
+        <w:widowControl/>
       </w:pPr>
       <w:r>
-        <w:rPr>
-          <w:rFonts w:ascii="Calibri" w:hAnsi="Calibri" w:eastAsia="Calibri"/>
-          <w:b/>
-          <w:i w:val="0"/>
-          <w:color w:val="004E8C"/>
-          <w:sz w:val="28"/>
-        </w:rPr>
         <w:t>Sonrakı inkişafa təsiri</w:t>
       </w:r>
     </w:p>
     <w:p>
       <w:pPr>
-        <w:spacing w:after="160" w:line="276" w:lineRule="auto"/>
+        <w:widowControl/>
       </w:pPr>
       <w:r>
-        <w:rPr>
-          <w:rFonts w:ascii="Calibri" w:hAnsi="Calibri" w:eastAsia="Calibri"/>
-          <w:b w:val="0"/>
-          <w:i w:val="0"/>
-          <w:sz w:val="22"/>
-        </w:rPr>
-        <w:t>Tökmə günbəz və limanlar maye qarışığın bərkidikdə yükdaşıyan konstruksiyaya çevrilə bildiyini göstərdi. Dəmir-beton karkasların, körpülərin və çoxmərtəbəli binaların tikintisinə imkan verdi. Hazır beton panellər və nasosla vurulan qarışıqlar müasir tikintini sürətləndirdi. Tikinti normaları, sınaq laboratoriyaları və sement standartları betonla birlikdə yayıldı. Beton olmasaydı, XX əsr infrastrukturunun böyük hissəsi ya başqa materialdan qurulmalı, ya da ümumiyyətlə mövcud olmamalı idi.</w:t>
+        <w:t>Qəlibdə qurulan günbəz və limanlar axıcı qarışığın yükdaşıyan forma ala bildiyini göstərdi. Dəmir-beton karkaslara, körpülərə və hündür binalara yol açdı. Zavodda hazırlanan panellər və nasosla verilən qarışıqlar tikintini sürətləndirdi. Tikinti qaydaları, sınaq laboratoriyaları və sement standartları da yayıldı. Beton olmasaydı, XX əsr infrastrukturunun böyük hissəsi başqa materialla qurular və ya ümumiyyətlə mümkün olmazdı.</w:t>
       </w:r>
     </w:p>
     <w:p>
       <w:pPr>
-        <w:keepNext/>
-        <w:spacing w:before="240" w:after="120"/>
+        <w:pStyle w:val="Heading1"/>
+        <w:widowControl/>
       </w:pPr>
       <w:r>
-        <w:rPr>
-          <w:rFonts w:ascii="Calibri" w:hAnsi="Calibri" w:eastAsia="Calibri"/>
-          <w:b/>
-          <w:i w:val="0"/>
-          <w:color w:val="004E8C"/>
-          <w:sz w:val="28"/>
-        </w:rPr>
-        <w:t>İnsan həyatını necə dəyişdi?</w:t>
+        <w:t>İnsan həyatını necə dəyişib</w:t>
       </w:r>
     </w:p>
     <w:p>
       <w:pPr>
-        <w:spacing w:after="160" w:line="276" w:lineRule="auto"/>
+        <w:widowControl/>
       </w:pPr>
       <w:r>
-        <w:rPr>
-          <w:rFonts w:ascii="Calibri" w:hAnsi="Calibri" w:eastAsia="Calibri"/>
-          <w:b w:val="0"/>
-          <w:i w:val="0"/>
-          <w:sz w:val="22"/>
-        </w:rPr>
-        <w:t>Adi yaşayış evlərini, səkiləri və su çənlərini daha tez tikmək mümkün oldu. Beton eyni zamanda karxanalar, toz və sonralar böyük karbon emissiyası yaradan sement istehsalı demək idi. Həm şəhərlərin görünüşü, həm də kənd bəndləri onun boz dilində danışır. Beton ucuzlaşdıqca insanların yol, məktəb və limanlara dair gözləntiləri də artdı.</w:t>
+        <w:t>Adi evləri, səkiləri və su çənlərini daha tez tikmək mümkün oldu. Bununla yanaşı, karxanalar, toz və sonralar sement istehsalından böyük karbon emissiyaları yarandı. Şəhər siluetlərində və kənd bəndlərində betonun izini görmək olur. Beton ucuzlaşdıqca yollara, məktəblərə və limanlara dair gözləntilər də artdı.</w:t>
       </w:r>
     </w:p>
     <w:p>
       <w:pPr>
-        <w:keepNext/>
-        <w:spacing w:before="240" w:after="120"/>
+        <w:pStyle w:val="Heading1"/>
+        <w:widowControl/>
       </w:pPr>
       <w:r>
-        <w:rPr>
-          <w:rFonts w:ascii="Calibri" w:hAnsi="Calibri" w:eastAsia="Calibri"/>
-          <w:b/>
-          <w:i w:val="0"/>
-          <w:color w:val="004E8C"/>
-          <w:sz w:val="28"/>
-        </w:rPr>
         <w:t>Mənbələr və istinadlar</w:t>
       </w:r>
     </w:p>
     <w:p>
       <w:pPr>
-        <w:keepNext/>
-        <w:spacing w:before="240" w:after="120"/>
+        <w:pStyle w:val="Heading2"/>
+        <w:widowControl/>
       </w:pPr>
       <w:r>
         <w:rPr>
-          <w:rFonts w:ascii="Calibri" w:hAnsi="Calibri" w:eastAsia="Calibri"/>
-          <w:b/>
-          <w:i w:val="0"/>
-          <w:color w:val="004E8C"/>
-          <w:sz w:val="24"/>
+          <w:sz w:val="20"/>
         </w:rPr>
-        <w:t>A. Kitablar və əsas elmi əsərlər</w:t>
+        <w:t>A Kitablar və əsas elmi əsərlər</w:t>
       </w:r>
     </w:p>
     <w:p>
       <w:pPr>
-        <w:spacing w:after="80"/>
-        <w:ind w:left="360"/>
+        <w:widowControl/>
       </w:pPr>
       <w:r>
         <w:rPr>
-          <w:rFonts w:ascii="Calibri" w:hAnsi="Calibri" w:eastAsia="Calibri"/>
-          <w:b w:val="0"/>
-          <w:i w:val="0"/>
-          <w:sz w:val="22"/>
+          <w:sz w:val="20"/>
         </w:rPr>
         <w:t>1. Lancaster, Lynne. Concrete Vaulted Construction in Imperial Rome. Cambridge: Cambridge University Press, 2005.</w:t>
       </w:r>
     </w:p>
     <w:p>
       <w:pPr>
-        <w:keepNext/>
-        <w:spacing w:before="240" w:after="120"/>
+        <w:pStyle w:val="Heading2"/>
+        <w:widowControl/>
       </w:pPr>
       <w:r>
         <w:rPr>
-          <w:rFonts w:ascii="Calibri" w:hAnsi="Calibri" w:eastAsia="Calibri"/>
-          <w:b/>
-          <w:i w:val="0"/>
-          <w:color w:val="004E8C"/>
-          <w:sz w:val="24"/>
+          <w:sz w:val="20"/>
         </w:rPr>
-        <w:t>C. Təşkilatların materialları və ensiklopedik mənbələr</w:t>
+        <w:t>C Qurumların materialları və ensiklopedik mənbələr</w:t>
       </w:r>
     </w:p>
     <w:p>
       <w:pPr>
-        <w:spacing w:after="80"/>
-        <w:ind w:left="360"/>
+        <w:widowControl/>
       </w:pPr>
       <w:r>
         <w:rPr>
-          <w:rFonts w:ascii="Calibri" w:hAnsi="Calibri" w:eastAsia="Calibri"/>
-          <w:b w:val="0"/>
-          <w:i w:val="0"/>
-          <w:sz w:val="22"/>
+          <w:sz w:val="20"/>
         </w:rPr>
-        <w:t>1. Encyclopaedia Britannica. “Concrete” (“Beton”).</w:t>
-      </w:r>
-      <w:r>
-        <w:rPr>
-          <w:rFonts w:ascii="Calibri" w:hAnsi="Calibri" w:eastAsia="Calibri"/>
-          <w:b w:val="0"/>
-          <w:i w:val="0"/>
-          <w:sz w:val="22"/>
-        </w:rPr>
-        <w:t xml:space="preserve"> </w:t>
+        <w:t xml:space="preserve">1. Encyclopaedia Britannica. 'Concrete.' </w:t>
       </w:r>
       <w:hyperlink r:id="rId9">
         <w:r>
           <w:rPr>
-            <w:rFonts w:ascii="Calibri" w:hAnsi="Calibri" w:eastAsia="Calibri"/>
-            <w:b w:val="0"/>
-            <w:i w:val="0"/>
-            <w:sz w:val="22"/>
-            <w:color w:val="0563C1"/>
-            <w:u w:val="single"/>
+            <w:sz w:val="20"/>
           </w:rPr>
           <w:t>https://www.britannica.com/technology/concrete</w:t>
         </w:r>
       </w:hyperlink>
+      <w:r>
+        <w:rPr>
+          <w:sz w:val="20"/>
+        </w:rPr>
+      </w:r>
     </w:p>
     <w:p>
       <w:pPr>
-        <w:spacing w:after="80"/>
-        <w:ind w:left="360"/>
+        <w:widowControl/>
       </w:pPr>
       <w:r>
         <w:rPr>
-          <w:rFonts w:ascii="Calibri" w:hAnsi="Calibri" w:eastAsia="Calibri"/>
-          <w:b w:val="0"/>
-          <w:i w:val="0"/>
-          <w:sz w:val="22"/>
+          <w:sz w:val="20"/>
         </w:rPr>
-        <w:t>2. Encyclopaedia Britannica. “Cement” (“Sement”).</w:t>
-      </w:r>
-      <w:r>
-        <w:rPr>
-          <w:rFonts w:ascii="Calibri" w:hAnsi="Calibri" w:eastAsia="Calibri"/>
-          <w:b w:val="0"/>
-          <w:i w:val="0"/>
-          <w:sz w:val="22"/>
-        </w:rPr>
-        <w:t xml:space="preserve"> </w:t>
+        <w:t xml:space="preserve">2. Encyclopaedia Britannica. 'Cement.' </w:t>
       </w:r>
       <w:hyperlink r:id="rId10">
         <w:r>
           <w:rPr>
-            <w:rFonts w:ascii="Calibri" w:hAnsi="Calibri" w:eastAsia="Calibri"/>
-            <w:b w:val="0"/>
-            <w:i w:val="0"/>
-            <w:sz w:val="22"/>
-            <w:color w:val="0563C1"/>
-            <w:u w:val="single"/>
+            <w:sz w:val="20"/>
           </w:rPr>
           <w:t>https://www.britannica.com/technology/cement-building-material</w:t>
         </w:r>
       </w:hyperlink>
-    </w:p>
-    <w:p>
-      <w:pPr>
-        <w:keepNext/>
-        <w:spacing w:before="240" w:after="120"/>
-      </w:pPr>
       <w:r>
         <w:rPr>
-          <w:rFonts w:ascii="Calibri" w:hAnsi="Calibri" w:eastAsia="Calibri"/>
-          <w:b/>
-          <w:i w:val="0"/>
-          <w:color w:val="004E8C"/>
-          <w:sz w:val="24"/>
+          <w:sz w:val="20"/>
         </w:rPr>
-        <w:t>J. Mətbuat, populyar elmi və ümumi məlumat mənbələri</w:t>
       </w:r>
     </w:p>
     <w:p>
       <w:pPr>
-        <w:spacing w:after="80"/>
-        <w:ind w:left="360"/>
+        <w:pStyle w:val="Heading2"/>
+        <w:widowControl/>
       </w:pPr>
       <w:r>
         <w:rPr>
-          <w:rFonts w:ascii="Calibri" w:hAnsi="Calibri" w:eastAsia="Calibri"/>
-          <w:b w:val="0"/>
-          <w:i w:val="0"/>
-          <w:sz w:val="22"/>
+          <w:sz w:val="20"/>
         </w:rPr>
-        <w:t>1. Smithsonian Magazine. “The Secrets of Ancient Roman Concrete” (“Qədim Roma betonunun sirləri”).</w:t>
+        <w:t>J Mətbuat elmi kütləvi nəşrlər və ümumi mənbələr</w:t>
       </w:r>
+    </w:p>
+    <w:p>
+      <w:pPr>
+        <w:widowControl/>
+      </w:pPr>
       <w:r>
         <w:rPr>
-          <w:rFonts w:ascii="Calibri" w:hAnsi="Calibri" w:eastAsia="Calibri"/>
-          <w:b w:val="0"/>
-          <w:i w:val="0"/>
-          <w:sz w:val="22"/>
+          <w:sz w:val="20"/>
         </w:rPr>
-        <w:t xml:space="preserve"> </w:t>
+        <w:t xml:space="preserve">1. Smithsonian Magazine. 'The Secrets of Ancient Roman Concrete.' </w:t>
       </w:r>
       <w:hyperlink r:id="rId11">
         <w:r>
           <w:rPr>
-            <w:rFonts w:ascii="Calibri" w:hAnsi="Calibri" w:eastAsia="Calibri"/>
-            <w:b w:val="0"/>
-            <w:i w:val="0"/>
-            <w:sz w:val="22"/>
-            <w:color w:val="0563C1"/>
-            <w:u w:val="single"/>
+            <w:sz w:val="20"/>
           </w:rPr>
           <w:t>https://www.smithsonianmag.com/history/the-secrets-of-ancient-roman-concrete-180959994/</w:t>
         </w:r>
       </w:hyperlink>
+      <w:r>
+        <w:rPr>
+          <w:sz w:val="20"/>
+        </w:rPr>
+      </w:r>
     </w:p>
     <w:sectPr>
-      <w:pgSz w:w="12240" w:h="15840"/>
-      <w:pgMar w:top="1296" w:right="1440" w:bottom="1296" w:left="1440" w:header="720" w:footer="720" w:gutter="0"/>
+      <w:footerReference w:type="default" r:id="rId12"/>
+      <w:pgSz w:w="11906" w:h="16838"/>
+      <w:pgMar w:top="1020" w:right="1134" w:bottom="1020" w:left="1134" w:header="720" w:footer="720" w:gutter="0"/>
       <w:cols w:space="720"/>
       <w:docGrid w:linePitch="360"/>
     </w:sectPr>
   </w:body>
 </w:document>
+</file>
+
+<file path=word/footer1.xml><?xml version="1.0" encoding="utf-8"?>
+<w:ftr xmlns:m="http://schemas.openxmlformats.org/officeDocument/2006/math" xmlns:mc="http://schemas.openxmlformats.org/markup-compatibility/2006" xmlns:mo="http://schemas.microsoft.com/office/mac/office/2008/main" xmlns:mv="urn:schemas-microsoft-com:mac:vml" xmlns:o="urn:schemas-microsoft-com:office:office" xmlns:r="http://schemas.openxmlformats.org/officeDocument/2006/relationships" xmlns:v="urn:schemas-microsoft-com:vml" xmlns:w10="urn:schemas-microsoft-com:office:word" xmlns:w14="http://schemas.microsoft.com/office/word/2010/wordml" xmlns:w="http://schemas.openxmlformats.org/wordprocessingml/2006/main" xmlns:wne="http://schemas.microsoft.com/office/word/2006/wordml" xmlns:wp14="http://schemas.microsoft.com/office/word/2010/wordprocessingDrawing" xmlns:wp="http://schemas.openxmlformats.org/drawingml/2006/wordprocessingDrawing" xmlns:wpc="http://schemas.microsoft.com/office/word/2010/wordprocessingCanvas" xmlns:wpg="http://schemas.microsoft.com/office/word/2010/wordprocessingGroup" xmlns:wpi="http://schemas.microsoft.com/office/word/2010/wordprocessingInk" xmlns:wps="http://schemas.microsoft.com/office/word/2010/wordprocessingShape" mc:Ignorable="w14 wp14">
+  <w:p>
+    <w:pPr>
+      <w:pStyle w:val="Footer"/>
+      <w:jc w:val="right"/>
+    </w:pPr>
+    <w:fldSimple w:instr="PAGE"/>
+  </w:p>
+</w:ftr>
 </file>
 
 <file path=word/numbering.xml><?xml version="1.0" encoding="utf-8"?>
@@ -735,7 +558,7 @@
   <w:docDefaults>
     <w:rPrDefault>
       <w:rPr>
-        <w:rFonts w:asciiTheme="minorHAnsi" w:eastAsiaTheme="minorEastAsia" w:hAnsiTheme="minorHAnsi" w:cstheme="minorBidi"/>
+        <w:rFonts/>
         <w:sz w:val="22"/>
         <w:szCs w:val="22"/>
         <w:lang w:val="en-US" w:eastAsia="en-US" w:bidi="ar-SA"/>
@@ -890,6 +713,15 @@
     <w:name w:val="Normal"/>
     <w:qFormat/>
     <w:rsid w:val="00FC693F"/>
+    <w:pPr>
+      <w:spacing w:after="120" w:line="259" w:lineRule="auto"/>
+    </w:pPr>
+    <w:rPr>
+      <w:rFonts w:ascii="Times New Roman" w:hAnsi="Times New Roman"/>
+      <w:color w:val="000000"/>
+      <w:sz w:val="24"/>
+      <w:lang w:val="az-Latn-AZ"/>
+    </w:rPr>
   </w:style>
   <w:style w:type="paragraph" w:styleId="Header">
     <w:name w:val="header"/>
@@ -946,16 +778,17 @@
     <w:pPr>
       <w:keepNext/>
       <w:keepLines/>
-      <w:spacing w:before="480" w:after="0"/>
+      <w:spacing w:before="480" w:after="120" w:line="259" w:lineRule="auto"/>
       <w:outlineLvl w:val="0"/>
     </w:pPr>
     <w:rPr>
-      <w:rFonts w:asciiTheme="majorHAnsi" w:eastAsiaTheme="majorEastAsia" w:hAnsiTheme="majorHAnsi" w:cstheme="majorBidi"/>
+      <w:rFonts w:ascii="Times New Roman" w:hAnsi="Times New Roman"/>
       <w:b/>
       <w:bCs/>
-      <w:color w:val="365F91" w:themeColor="accent1" w:themeShade="BF"/>
-      <w:sz w:val="28"/>
+      <w:color w:val="000000"/>
+      <w:sz w:val="26"/>
       <w:szCs w:val="28"/>
+      <w:lang w:val="az-Latn-AZ"/>
     </w:rPr>
   </w:style>
   <w:style w:type="paragraph" w:styleId="Heading2">
@@ -970,16 +803,17 @@
     <w:pPr>
       <w:keepNext/>
       <w:keepLines/>
-      <w:spacing w:before="200" w:after="0"/>
+      <w:spacing w:before="200" w:after="120" w:line="259" w:lineRule="auto"/>
       <w:outlineLvl w:val="1"/>
     </w:pPr>
     <w:rPr>
-      <w:rFonts w:asciiTheme="majorHAnsi" w:eastAsiaTheme="majorEastAsia" w:hAnsiTheme="majorHAnsi" w:cstheme="majorBidi"/>
+      <w:rFonts w:ascii="Times New Roman" w:hAnsi="Times New Roman"/>
       <w:b/>
       <w:bCs/>
-      <w:color w:val="4F81BD" w:themeColor="accent1"/>
+      <w:color w:val="000000"/>
       <w:sz w:val="26"/>
       <w:szCs w:val="26"/>
+      <w:lang w:val="az-Latn-AZ"/>
     </w:rPr>
   </w:style>
   <w:style w:type="paragraph" w:styleId="Heading3">
@@ -998,7 +832,7 @@
       <w:outlineLvl w:val="2"/>
     </w:pPr>
     <w:rPr>
-      <w:rFonts w:asciiTheme="majorHAnsi" w:eastAsiaTheme="majorEastAsia" w:hAnsiTheme="majorHAnsi" w:cstheme="majorBidi"/>
+      <w:rFonts/>
       <w:b/>
       <w:bCs/>
       <w:color w:val="4F81BD" w:themeColor="accent1"/>
@@ -1021,7 +855,7 @@
       <w:outlineLvl w:val="3"/>
     </w:pPr>
     <w:rPr>
-      <w:rFonts w:asciiTheme="majorHAnsi" w:eastAsiaTheme="majorEastAsia" w:hAnsiTheme="majorHAnsi" w:cstheme="majorBidi"/>
+      <w:rFonts/>
       <w:b/>
       <w:bCs/>
       <w:i/>
@@ -1046,7 +880,7 @@
       <w:outlineLvl w:val="4"/>
     </w:pPr>
     <w:rPr>
-      <w:rFonts w:asciiTheme="majorHAnsi" w:eastAsiaTheme="majorEastAsia" w:hAnsiTheme="majorHAnsi" w:cstheme="majorBidi"/>
+      <w:rFonts/>
       <w:color w:val="243F60" w:themeColor="accent1" w:themeShade="7F"/>
     </w:rPr>
   </w:style>
@@ -1067,7 +901,7 @@
       <w:outlineLvl w:val="5"/>
     </w:pPr>
     <w:rPr>
-      <w:rFonts w:asciiTheme="majorHAnsi" w:eastAsiaTheme="majorEastAsia" w:hAnsiTheme="majorHAnsi" w:cstheme="majorBidi"/>
+      <w:rFonts/>
       <w:i/>
       <w:iCs/>
       <w:color w:val="243F60" w:themeColor="accent1" w:themeShade="7F"/>
@@ -1090,7 +924,7 @@
       <w:outlineLvl w:val="6"/>
     </w:pPr>
     <w:rPr>
-      <w:rFonts w:asciiTheme="majorHAnsi" w:eastAsiaTheme="majorEastAsia" w:hAnsiTheme="majorHAnsi" w:cstheme="majorBidi"/>
+      <w:rFonts/>
       <w:i/>
       <w:iCs/>
       <w:color w:val="404040" w:themeColor="text1" w:themeTint="BF"/>
@@ -1113,7 +947,7 @@
       <w:outlineLvl w:val="7"/>
     </w:pPr>
     <w:rPr>
-      <w:rFonts w:asciiTheme="majorHAnsi" w:eastAsiaTheme="majorEastAsia" w:hAnsiTheme="majorHAnsi" w:cstheme="majorBidi"/>
+      <w:rFonts/>
       <w:color w:val="4F81BD" w:themeColor="accent1"/>
       <w:sz w:val="20"/>
       <w:szCs w:val="20"/>
@@ -1136,7 +970,7 @@
       <w:outlineLvl w:val="8"/>
     </w:pPr>
     <w:rPr>
-      <w:rFonts w:asciiTheme="majorHAnsi" w:eastAsiaTheme="majorEastAsia" w:hAnsiTheme="majorHAnsi" w:cstheme="majorBidi"/>
+      <w:rFonts/>
       <w:i/>
       <w:iCs/>
       <w:color w:val="404040" w:themeColor="text1" w:themeTint="BF"/>
@@ -1187,7 +1021,7 @@
     <w:uiPriority w:val="9"/>
     <w:rsid w:val="00FC693F"/>
     <w:rPr>
-      <w:rFonts w:asciiTheme="majorHAnsi" w:eastAsiaTheme="majorEastAsia" w:hAnsiTheme="majorHAnsi" w:cstheme="majorBidi"/>
+      <w:rFonts/>
       <w:b/>
       <w:bCs/>
       <w:color w:val="365F91" w:themeColor="accent1" w:themeShade="BF"/>
@@ -1202,7 +1036,7 @@
     <w:uiPriority w:val="9"/>
     <w:rsid w:val="00FC693F"/>
     <w:rPr>
-      <w:rFonts w:asciiTheme="majorHAnsi" w:eastAsiaTheme="majorEastAsia" w:hAnsiTheme="majorHAnsi" w:cstheme="majorBidi"/>
+      <w:rFonts/>
       <w:b/>
       <w:bCs/>
       <w:color w:val="4F81BD" w:themeColor="accent1"/>
@@ -1217,7 +1051,7 @@
     <w:uiPriority w:val="9"/>
     <w:rsid w:val="00FC693F"/>
     <w:rPr>
-      <w:rFonts w:asciiTheme="majorHAnsi" w:eastAsiaTheme="majorEastAsia" w:hAnsiTheme="majorHAnsi" w:cstheme="majorBidi"/>
+      <w:rFonts/>
       <w:b/>
       <w:bCs/>
       <w:color w:val="4F81BD" w:themeColor="accent1"/>
@@ -1232,19 +1066,17 @@
     <w:qFormat/>
     <w:rsid w:val="00FC693F"/>
     <w:pPr>
-      <w:pBdr>
-        <w:bottom w:val="single" w:sz="8" w:space="4" w:color="4F81BD" w:themeColor="accent1"/>
-      </w:pBdr>
-      <w:spacing w:after="300" w:line="240" w:lineRule="auto"/>
+      <w:spacing w:after="120" w:line="259" w:lineRule="auto"/>
       <w:contextualSpacing/>
     </w:pPr>
     <w:rPr>
-      <w:rFonts w:asciiTheme="majorHAnsi" w:eastAsiaTheme="majorEastAsia" w:hAnsiTheme="majorHAnsi" w:cstheme="majorBidi"/>
-      <w:color w:val="17365D" w:themeColor="text2" w:themeShade="BF"/>
+      <w:rFonts w:ascii="Times New Roman" w:hAnsi="Times New Roman"/>
+      <w:color w:val="000000"/>
       <w:spacing w:val="5"/>
       <w:kern w:val="28"/>
-      <w:sz w:val="52"/>
+      <w:sz w:val="40"/>
       <w:szCs w:val="52"/>
+      <w:lang w:val="az-Latn-AZ"/>
     </w:rPr>
   </w:style>
   <w:style w:type="character" w:customStyle="1" w:styleId="TitleChar">
@@ -1254,7 +1086,7 @@
     <w:uiPriority w:val="10"/>
     <w:rsid w:val="00FC693F"/>
     <w:rPr>
-      <w:rFonts w:asciiTheme="majorHAnsi" w:eastAsiaTheme="majorEastAsia" w:hAnsiTheme="majorHAnsi" w:cstheme="majorBidi"/>
+      <w:rFonts/>
       <w:color w:val="17365D" w:themeColor="text2" w:themeShade="BF"/>
       <w:spacing w:val="5"/>
       <w:kern w:val="28"/>
@@ -1276,7 +1108,7 @@
       </w:numPr>
     </w:pPr>
     <w:rPr>
-      <w:rFonts w:asciiTheme="majorHAnsi" w:eastAsiaTheme="majorEastAsia" w:hAnsiTheme="majorHAnsi" w:cstheme="majorBidi"/>
+      <w:rFonts/>
       <w:i/>
       <w:iCs/>
       <w:color w:val="4F81BD" w:themeColor="accent1"/>
@@ -1292,7 +1124,7 @@
     <w:uiPriority w:val="11"/>
     <w:rsid w:val="00FC693F"/>
     <w:rPr>
-      <w:rFonts w:asciiTheme="majorHAnsi" w:eastAsiaTheme="majorEastAsia" w:hAnsiTheme="majorHAnsi" w:cstheme="majorBidi"/>
+      <w:rFonts/>
       <w:i/>
       <w:iCs/>
       <w:color w:val="4F81BD" w:themeColor="accent1"/>
@@ -1417,8 +1249,15 @@
       <w:numPr>
         <w:numId w:val="1"/>
       </w:numPr>
+      <w:spacing w:after="120" w:line="259" w:lineRule="auto"/>
       <w:contextualSpacing/>
     </w:pPr>
+    <w:rPr>
+      <w:rFonts w:ascii="Times New Roman" w:hAnsi="Times New Roman"/>
+      <w:color w:val="000000"/>
+      <w:sz w:val="24"/>
+      <w:lang w:val="az-Latn-AZ"/>
+    </w:rPr>
   </w:style>
   <w:style w:type="paragraph" w:styleId="ListBullet2">
     <w:name w:val="List Bullet 2"/>
@@ -1590,7 +1429,7 @@
     <w:semiHidden/>
     <w:rsid w:val="00FC693F"/>
     <w:rPr>
-      <w:rFonts w:asciiTheme="majorHAnsi" w:eastAsiaTheme="majorEastAsia" w:hAnsiTheme="majorHAnsi" w:cstheme="majorBidi"/>
+      <w:rFonts/>
       <w:b/>
       <w:bCs/>
       <w:i/>
@@ -1606,7 +1445,7 @@
     <w:semiHidden/>
     <w:rsid w:val="00FC693F"/>
     <w:rPr>
-      <w:rFonts w:asciiTheme="majorHAnsi" w:eastAsiaTheme="majorEastAsia" w:hAnsiTheme="majorHAnsi" w:cstheme="majorBidi"/>
+      <w:rFonts/>
       <w:color w:val="243F60" w:themeColor="accent1" w:themeShade="7F"/>
     </w:rPr>
   </w:style>
@@ -1618,7 +1457,7 @@
     <w:semiHidden/>
     <w:rsid w:val="00FC693F"/>
     <w:rPr>
-      <w:rFonts w:asciiTheme="majorHAnsi" w:eastAsiaTheme="majorEastAsia" w:hAnsiTheme="majorHAnsi" w:cstheme="majorBidi"/>
+      <w:rFonts/>
       <w:i/>
       <w:iCs/>
       <w:color w:val="243F60" w:themeColor="accent1" w:themeShade="7F"/>
@@ -1632,7 +1471,7 @@
     <w:semiHidden/>
     <w:rsid w:val="00FC693F"/>
     <w:rPr>
-      <w:rFonts w:asciiTheme="majorHAnsi" w:eastAsiaTheme="majorEastAsia" w:hAnsiTheme="majorHAnsi" w:cstheme="majorBidi"/>
+      <w:rFonts/>
       <w:i/>
       <w:iCs/>
       <w:color w:val="404040" w:themeColor="text1" w:themeTint="BF"/>
@@ -1646,7 +1485,7 @@
     <w:semiHidden/>
     <w:rsid w:val="00FC693F"/>
     <w:rPr>
-      <w:rFonts w:asciiTheme="majorHAnsi" w:eastAsiaTheme="majorEastAsia" w:hAnsiTheme="majorHAnsi" w:cstheme="majorBidi"/>
+      <w:rFonts/>
       <w:color w:val="4F81BD" w:themeColor="accent1"/>
       <w:sz w:val="20"/>
       <w:szCs w:val="20"/>
@@ -1660,7 +1499,7 @@
     <w:semiHidden/>
     <w:rsid w:val="00FC693F"/>
     <w:rPr>
-      <w:rFonts w:asciiTheme="majorHAnsi" w:eastAsiaTheme="majorEastAsia" w:hAnsiTheme="majorHAnsi" w:cstheme="majorBidi"/>
+      <w:rFonts/>
       <w:i/>
       <w:iCs/>
       <w:color w:val="404040" w:themeColor="text1" w:themeTint="BF"/>
@@ -1719,9 +1558,6 @@
     <w:qFormat/>
     <w:rsid w:val="00FC693F"/>
     <w:pPr>
-      <w:pBdr>
-        <w:bottom w:val="single" w:sz="4" w:space="4" w:color="4F81BD" w:themeColor="accent1"/>
-      </w:pBdr>
       <w:spacing w:before="200" w:after="280"/>
       <w:ind w:left="936" w:right="936"/>
     </w:pPr>
@@ -3249,7 +3085,7 @@
         <w:spacing w:before="0" w:after="0" w:line="240" w:lineRule="auto"/>
       </w:pPr>
       <w:rPr>
-        <w:rFonts w:asciiTheme="majorHAnsi" w:eastAsiaTheme="majorEastAsia" w:hAnsiTheme="majorHAnsi" w:cstheme="majorBidi"/>
+        <w:rFonts/>
         <w:b/>
         <w:bCs/>
       </w:rPr>
@@ -3270,7 +3106,7 @@
         <w:spacing w:before="0" w:after="0" w:line="240" w:lineRule="auto"/>
       </w:pPr>
       <w:rPr>
-        <w:rFonts w:asciiTheme="majorHAnsi" w:eastAsiaTheme="majorEastAsia" w:hAnsiTheme="majorHAnsi" w:cstheme="majorBidi"/>
+        <w:rFonts/>
         <w:b/>
         <w:bCs/>
       </w:rPr>
@@ -3288,14 +3124,14 @@
     </w:tblStylePr>
     <w:tblStylePr w:type="firstCol">
       <w:rPr>
-        <w:rFonts w:asciiTheme="majorHAnsi" w:eastAsiaTheme="majorEastAsia" w:hAnsiTheme="majorHAnsi" w:cstheme="majorBidi"/>
+        <w:rFonts/>
         <w:b/>
         <w:bCs/>
       </w:rPr>
     </w:tblStylePr>
     <w:tblStylePr w:type="lastCol">
       <w:rPr>
-        <w:rFonts w:asciiTheme="majorHAnsi" w:eastAsiaTheme="majorEastAsia" w:hAnsiTheme="majorHAnsi" w:cstheme="majorBidi"/>
+        <w:rFonts/>
         <w:b/>
         <w:bCs/>
       </w:rPr>
@@ -3379,7 +3215,7 @@
         <w:spacing w:before="0" w:after="0" w:line="240" w:lineRule="auto"/>
       </w:pPr>
       <w:rPr>
-        <w:rFonts w:asciiTheme="majorHAnsi" w:eastAsiaTheme="majorEastAsia" w:hAnsiTheme="majorHAnsi" w:cstheme="majorBidi"/>
+        <w:rFonts/>
         <w:b/>
         <w:bCs/>
       </w:rPr>
@@ -3400,7 +3236,7 @@
         <w:spacing w:before="0" w:after="0" w:line="240" w:lineRule="auto"/>
       </w:pPr>
       <w:rPr>
-        <w:rFonts w:asciiTheme="majorHAnsi" w:eastAsiaTheme="majorEastAsia" w:hAnsiTheme="majorHAnsi" w:cstheme="majorBidi"/>
+        <w:rFonts/>
         <w:b/>
         <w:bCs/>
       </w:rPr>
@@ -3418,14 +3254,14 @@
     </w:tblStylePr>
     <w:tblStylePr w:type="firstCol">
       <w:rPr>
-        <w:rFonts w:asciiTheme="majorHAnsi" w:eastAsiaTheme="majorEastAsia" w:hAnsiTheme="majorHAnsi" w:cstheme="majorBidi"/>
+        <w:rFonts/>
         <w:b/>
         <w:bCs/>
       </w:rPr>
     </w:tblStylePr>
     <w:tblStylePr w:type="lastCol">
       <w:rPr>
-        <w:rFonts w:asciiTheme="majorHAnsi" w:eastAsiaTheme="majorEastAsia" w:hAnsiTheme="majorHAnsi" w:cstheme="majorBidi"/>
+        <w:rFonts/>
         <w:b/>
         <w:bCs/>
       </w:rPr>
@@ -3509,7 +3345,7 @@
         <w:spacing w:before="0" w:after="0" w:line="240" w:lineRule="auto"/>
       </w:pPr>
       <w:rPr>
-        <w:rFonts w:asciiTheme="majorHAnsi" w:eastAsiaTheme="majorEastAsia" w:hAnsiTheme="majorHAnsi" w:cstheme="majorBidi"/>
+        <w:rFonts/>
         <w:b/>
         <w:bCs/>
       </w:rPr>
@@ -3530,7 +3366,7 @@
         <w:spacing w:before="0" w:after="0" w:line="240" w:lineRule="auto"/>
       </w:pPr>
       <w:rPr>
-        <w:rFonts w:asciiTheme="majorHAnsi" w:eastAsiaTheme="majorEastAsia" w:hAnsiTheme="majorHAnsi" w:cstheme="majorBidi"/>
+        <w:rFonts/>
         <w:b/>
         <w:bCs/>
       </w:rPr>
@@ -3548,14 +3384,14 @@
     </w:tblStylePr>
     <w:tblStylePr w:type="firstCol">
       <w:rPr>
-        <w:rFonts w:asciiTheme="majorHAnsi" w:eastAsiaTheme="majorEastAsia" w:hAnsiTheme="majorHAnsi" w:cstheme="majorBidi"/>
+        <w:rFonts/>
         <w:b/>
         <w:bCs/>
       </w:rPr>
     </w:tblStylePr>
     <w:tblStylePr w:type="lastCol">
       <w:rPr>
-        <w:rFonts w:asciiTheme="majorHAnsi" w:eastAsiaTheme="majorEastAsia" w:hAnsiTheme="majorHAnsi" w:cstheme="majorBidi"/>
+        <w:rFonts/>
         <w:b/>
         <w:bCs/>
       </w:rPr>
@@ -3639,7 +3475,7 @@
         <w:spacing w:before="0" w:after="0" w:line="240" w:lineRule="auto"/>
       </w:pPr>
       <w:rPr>
-        <w:rFonts w:asciiTheme="majorHAnsi" w:eastAsiaTheme="majorEastAsia" w:hAnsiTheme="majorHAnsi" w:cstheme="majorBidi"/>
+        <w:rFonts/>
         <w:b/>
         <w:bCs/>
       </w:rPr>
@@ -3660,7 +3496,7 @@
         <w:spacing w:before="0" w:after="0" w:line="240" w:lineRule="auto"/>
       </w:pPr>
       <w:rPr>
-        <w:rFonts w:asciiTheme="majorHAnsi" w:eastAsiaTheme="majorEastAsia" w:hAnsiTheme="majorHAnsi" w:cstheme="majorBidi"/>
+        <w:rFonts/>
         <w:b/>
         <w:bCs/>
       </w:rPr>
@@ -3678,14 +3514,14 @@
     </w:tblStylePr>
     <w:tblStylePr w:type="firstCol">
       <w:rPr>
-        <w:rFonts w:asciiTheme="majorHAnsi" w:eastAsiaTheme="majorEastAsia" w:hAnsiTheme="majorHAnsi" w:cstheme="majorBidi"/>
+        <w:rFonts/>
         <w:b/>
         <w:bCs/>
       </w:rPr>
     </w:tblStylePr>
     <w:tblStylePr w:type="lastCol">
       <w:rPr>
-        <w:rFonts w:asciiTheme="majorHAnsi" w:eastAsiaTheme="majorEastAsia" w:hAnsiTheme="majorHAnsi" w:cstheme="majorBidi"/>
+        <w:rFonts/>
         <w:b/>
         <w:bCs/>
       </w:rPr>
@@ -3769,7 +3605,7 @@
         <w:spacing w:before="0" w:after="0" w:line="240" w:lineRule="auto"/>
       </w:pPr>
       <w:rPr>
-        <w:rFonts w:asciiTheme="majorHAnsi" w:eastAsiaTheme="majorEastAsia" w:hAnsiTheme="majorHAnsi" w:cstheme="majorBidi"/>
+        <w:rFonts/>
         <w:b/>
         <w:bCs/>
       </w:rPr>
@@ -3790,7 +3626,7 @@
         <w:spacing w:before="0" w:after="0" w:line="240" w:lineRule="auto"/>
       </w:pPr>
       <w:rPr>
-        <w:rFonts w:asciiTheme="majorHAnsi" w:eastAsiaTheme="majorEastAsia" w:hAnsiTheme="majorHAnsi" w:cstheme="majorBidi"/>
+        <w:rFonts/>
         <w:b/>
         <w:bCs/>
       </w:rPr>
@@ -3808,14 +3644,14 @@
     </w:tblStylePr>
     <w:tblStylePr w:type="firstCol">
       <w:rPr>
-        <w:rFonts w:asciiTheme="majorHAnsi" w:eastAsiaTheme="majorEastAsia" w:hAnsiTheme="majorHAnsi" w:cstheme="majorBidi"/>
+        <w:rFonts/>
         <w:b/>
         <w:bCs/>
       </w:rPr>
     </w:tblStylePr>
     <w:tblStylePr w:type="lastCol">
       <w:rPr>
-        <w:rFonts w:asciiTheme="majorHAnsi" w:eastAsiaTheme="majorEastAsia" w:hAnsiTheme="majorHAnsi" w:cstheme="majorBidi"/>
+        <w:rFonts/>
         <w:b/>
         <w:bCs/>
       </w:rPr>
@@ -3899,7 +3735,7 @@
         <w:spacing w:before="0" w:after="0" w:line="240" w:lineRule="auto"/>
       </w:pPr>
       <w:rPr>
-        <w:rFonts w:asciiTheme="majorHAnsi" w:eastAsiaTheme="majorEastAsia" w:hAnsiTheme="majorHAnsi" w:cstheme="majorBidi"/>
+        <w:rFonts/>
         <w:b/>
         <w:bCs/>
       </w:rPr>
@@ -3920,7 +3756,7 @@
         <w:spacing w:before="0" w:after="0" w:line="240" w:lineRule="auto"/>
       </w:pPr>
       <w:rPr>
-        <w:rFonts w:asciiTheme="majorHAnsi" w:eastAsiaTheme="majorEastAsia" w:hAnsiTheme="majorHAnsi" w:cstheme="majorBidi"/>
+        <w:rFonts/>
         <w:b/>
         <w:bCs/>
       </w:rPr>
@@ -3938,14 +3774,14 @@
     </w:tblStylePr>
     <w:tblStylePr w:type="firstCol">
       <w:rPr>
-        <w:rFonts w:asciiTheme="majorHAnsi" w:eastAsiaTheme="majorEastAsia" w:hAnsiTheme="majorHAnsi" w:cstheme="majorBidi"/>
+        <w:rFonts/>
         <w:b/>
         <w:bCs/>
       </w:rPr>
     </w:tblStylePr>
     <w:tblStylePr w:type="lastCol">
       <w:rPr>
-        <w:rFonts w:asciiTheme="majorHAnsi" w:eastAsiaTheme="majorEastAsia" w:hAnsiTheme="majorHAnsi" w:cstheme="majorBidi"/>
+        <w:rFonts/>
         <w:b/>
         <w:bCs/>
       </w:rPr>
@@ -4029,7 +3865,7 @@
         <w:spacing w:before="0" w:after="0" w:line="240" w:lineRule="auto"/>
       </w:pPr>
       <w:rPr>
-        <w:rFonts w:asciiTheme="majorHAnsi" w:eastAsiaTheme="majorEastAsia" w:hAnsiTheme="majorHAnsi" w:cstheme="majorBidi"/>
+        <w:rFonts/>
         <w:b/>
         <w:bCs/>
       </w:rPr>
@@ -4050,7 +3886,7 @@
         <w:spacing w:before="0" w:after="0" w:line="240" w:lineRule="auto"/>
       </w:pPr>
       <w:rPr>
-        <w:rFonts w:asciiTheme="majorHAnsi" w:eastAsiaTheme="majorEastAsia" w:hAnsiTheme="majorHAnsi" w:cstheme="majorBidi"/>
+        <w:rFonts/>
         <w:b/>
         <w:bCs/>
       </w:rPr>
@@ -4068,14 +3904,14 @@
     </w:tblStylePr>
     <w:tblStylePr w:type="firstCol">
       <w:rPr>
-        <w:rFonts w:asciiTheme="majorHAnsi" w:eastAsiaTheme="majorEastAsia" w:hAnsiTheme="majorHAnsi" w:cstheme="majorBidi"/>
+        <w:rFonts/>
         <w:b/>
         <w:bCs/>
       </w:rPr>
     </w:tblStylePr>
     <w:tblStylePr w:type="lastCol">
       <w:rPr>
-        <w:rFonts w:asciiTheme="majorHAnsi" w:eastAsiaTheme="majorEastAsia" w:hAnsiTheme="majorHAnsi" w:cstheme="majorBidi"/>
+        <w:rFonts/>
         <w:b/>
         <w:bCs/>
       </w:rPr>
@@ -5940,7 +5776,7 @@
     </w:tblPr>
     <w:tblStylePr w:type="firstRow">
       <w:rPr>
-        <w:rFonts w:asciiTheme="majorHAnsi" w:eastAsiaTheme="majorEastAsia" w:hAnsiTheme="majorHAnsi" w:cstheme="majorBidi"/>
+        <w:rFonts/>
       </w:rPr>
       <w:tblPr/>
       <w:tcPr>
@@ -6024,7 +5860,7 @@
     </w:tblPr>
     <w:tblStylePr w:type="firstRow">
       <w:rPr>
-        <w:rFonts w:asciiTheme="majorHAnsi" w:eastAsiaTheme="majorEastAsia" w:hAnsiTheme="majorHAnsi" w:cstheme="majorBidi"/>
+        <w:rFonts/>
       </w:rPr>
       <w:tblPr/>
       <w:tcPr>
@@ -6108,7 +5944,7 @@
     </w:tblPr>
     <w:tblStylePr w:type="firstRow">
       <w:rPr>
-        <w:rFonts w:asciiTheme="majorHAnsi" w:eastAsiaTheme="majorEastAsia" w:hAnsiTheme="majorHAnsi" w:cstheme="majorBidi"/>
+        <w:rFonts/>
       </w:rPr>
       <w:tblPr/>
       <w:tcPr>
@@ -6192,7 +6028,7 @@
     </w:tblPr>
     <w:tblStylePr w:type="firstRow">
       <w:rPr>
-        <w:rFonts w:asciiTheme="majorHAnsi" w:eastAsiaTheme="majorEastAsia" w:hAnsiTheme="majorHAnsi" w:cstheme="majorBidi"/>
+        <w:rFonts/>
       </w:rPr>
       <w:tblPr/>
       <w:tcPr>
@@ -6276,7 +6112,7 @@
     </w:tblPr>
     <w:tblStylePr w:type="firstRow">
       <w:rPr>
-        <w:rFonts w:asciiTheme="majorHAnsi" w:eastAsiaTheme="majorEastAsia" w:hAnsiTheme="majorHAnsi" w:cstheme="majorBidi"/>
+        <w:rFonts/>
       </w:rPr>
       <w:tblPr/>
       <w:tcPr>
@@ -6360,7 +6196,7 @@
     </w:tblPr>
     <w:tblStylePr w:type="firstRow">
       <w:rPr>
-        <w:rFonts w:asciiTheme="majorHAnsi" w:eastAsiaTheme="majorEastAsia" w:hAnsiTheme="majorHAnsi" w:cstheme="majorBidi"/>
+        <w:rFonts/>
       </w:rPr>
       <w:tblPr/>
       <w:tcPr>
@@ -6444,7 +6280,7 @@
     </w:tblPr>
     <w:tblStylePr w:type="firstRow">
       <w:rPr>
-        <w:rFonts w:asciiTheme="majorHAnsi" w:eastAsiaTheme="majorEastAsia" w:hAnsiTheme="majorHAnsi" w:cstheme="majorBidi"/>
+        <w:rFonts/>
       </w:rPr>
       <w:tblPr/>
       <w:tcPr>
@@ -6509,7 +6345,7 @@
       <w:spacing w:after="0" w:line="240" w:lineRule="auto"/>
     </w:pPr>
     <w:rPr>
-      <w:rFonts w:asciiTheme="majorHAnsi" w:eastAsiaTheme="majorEastAsia" w:hAnsiTheme="majorHAnsi" w:cstheme="majorBidi"/>
+      <w:rFonts/>
       <w:color w:val="000000" w:themeColor="text1"/>
     </w:rPr>
     <w:tblPr>
@@ -6637,7 +6473,7 @@
       <w:spacing w:after="0" w:line="240" w:lineRule="auto"/>
     </w:pPr>
     <w:rPr>
-      <w:rFonts w:asciiTheme="majorHAnsi" w:eastAsiaTheme="majorEastAsia" w:hAnsiTheme="majorHAnsi" w:cstheme="majorBidi"/>
+      <w:rFonts/>
       <w:color w:val="000000" w:themeColor="text1"/>
     </w:rPr>
     <w:tblPr>
@@ -6765,7 +6601,7 @@
       <w:spacing w:after="0" w:line="240" w:lineRule="auto"/>
     </w:pPr>
     <w:rPr>
-      <w:rFonts w:asciiTheme="majorHAnsi" w:eastAsiaTheme="majorEastAsia" w:hAnsiTheme="majorHAnsi" w:cstheme="majorBidi"/>
+      <w:rFonts/>
       <w:color w:val="000000" w:themeColor="text1"/>
     </w:rPr>
     <w:tblPr>
@@ -6893,7 +6729,7 @@
       <w:spacing w:after="0" w:line="240" w:lineRule="auto"/>
     </w:pPr>
     <w:rPr>
-      <w:rFonts w:asciiTheme="majorHAnsi" w:eastAsiaTheme="majorEastAsia" w:hAnsiTheme="majorHAnsi" w:cstheme="majorBidi"/>
+      <w:rFonts/>
       <w:color w:val="000000" w:themeColor="text1"/>
     </w:rPr>
     <w:tblPr>
@@ -7021,7 +6857,7 @@
       <w:spacing w:after="0" w:line="240" w:lineRule="auto"/>
     </w:pPr>
     <w:rPr>
-      <w:rFonts w:asciiTheme="majorHAnsi" w:eastAsiaTheme="majorEastAsia" w:hAnsiTheme="majorHAnsi" w:cstheme="majorBidi"/>
+      <w:rFonts/>
       <w:color w:val="000000" w:themeColor="text1"/>
     </w:rPr>
     <w:tblPr>
@@ -7149,7 +6985,7 @@
       <w:spacing w:after="0" w:line="240" w:lineRule="auto"/>
     </w:pPr>
     <w:rPr>
-      <w:rFonts w:asciiTheme="majorHAnsi" w:eastAsiaTheme="majorEastAsia" w:hAnsiTheme="majorHAnsi" w:cstheme="majorBidi"/>
+      <w:rFonts/>
       <w:color w:val="000000" w:themeColor="text1"/>
     </w:rPr>
     <w:tblPr>
@@ -7277,7 +7113,7 @@
       <w:spacing w:after="0" w:line="240" w:lineRule="auto"/>
     </w:pPr>
     <w:rPr>
-      <w:rFonts w:asciiTheme="majorHAnsi" w:eastAsiaTheme="majorEastAsia" w:hAnsiTheme="majorHAnsi" w:cstheme="majorBidi"/>
+      <w:rFonts/>
       <w:color w:val="000000" w:themeColor="text1"/>
     </w:rPr>
     <w:tblPr>
@@ -7916,7 +7752,7 @@
       <w:spacing w:after="0" w:line="240" w:lineRule="auto"/>
     </w:pPr>
     <w:rPr>
-      <w:rFonts w:asciiTheme="majorHAnsi" w:eastAsiaTheme="majorEastAsia" w:hAnsiTheme="majorHAnsi" w:cstheme="majorBidi"/>
+      <w:rFonts/>
       <w:color w:val="000000" w:themeColor="text1"/>
     </w:rPr>
     <w:tblPr>
@@ -8041,7 +7877,7 @@
       <w:spacing w:after="0" w:line="240" w:lineRule="auto"/>
     </w:pPr>
     <w:rPr>
-      <w:rFonts w:asciiTheme="majorHAnsi" w:eastAsiaTheme="majorEastAsia" w:hAnsiTheme="majorHAnsi" w:cstheme="majorBidi"/>
+      <w:rFonts/>
       <w:color w:val="000000" w:themeColor="text1"/>
     </w:rPr>
     <w:tblPr>
@@ -8166,7 +8002,7 @@
       <w:spacing w:after="0" w:line="240" w:lineRule="auto"/>
     </w:pPr>
     <w:rPr>
-      <w:rFonts w:asciiTheme="majorHAnsi" w:eastAsiaTheme="majorEastAsia" w:hAnsiTheme="majorHAnsi" w:cstheme="majorBidi"/>
+      <w:rFonts/>
       <w:color w:val="000000" w:themeColor="text1"/>
     </w:rPr>
     <w:tblPr>
@@ -8291,7 +8127,7 @@
       <w:spacing w:after="0" w:line="240" w:lineRule="auto"/>
     </w:pPr>
     <w:rPr>
-      <w:rFonts w:asciiTheme="majorHAnsi" w:eastAsiaTheme="majorEastAsia" w:hAnsiTheme="majorHAnsi" w:cstheme="majorBidi"/>
+      <w:rFonts/>
       <w:color w:val="000000" w:themeColor="text1"/>
     </w:rPr>
     <w:tblPr>
@@ -8416,7 +8252,7 @@
       <w:spacing w:after="0" w:line="240" w:lineRule="auto"/>
     </w:pPr>
     <w:rPr>
-      <w:rFonts w:asciiTheme="majorHAnsi" w:eastAsiaTheme="majorEastAsia" w:hAnsiTheme="majorHAnsi" w:cstheme="majorBidi"/>
+      <w:rFonts/>
       <w:color w:val="000000" w:themeColor="text1"/>
     </w:rPr>
     <w:tblPr>
@@ -8541,7 +8377,7 @@
       <w:spacing w:after="0" w:line="240" w:lineRule="auto"/>
     </w:pPr>
     <w:rPr>
-      <w:rFonts w:asciiTheme="majorHAnsi" w:eastAsiaTheme="majorEastAsia" w:hAnsiTheme="majorHAnsi" w:cstheme="majorBidi"/>
+      <w:rFonts/>
       <w:color w:val="000000" w:themeColor="text1"/>
     </w:rPr>
     <w:tblPr>
@@ -8666,7 +8502,7 @@
       <w:spacing w:after="0" w:line="240" w:lineRule="auto"/>
     </w:pPr>
     <w:rPr>
-      <w:rFonts w:asciiTheme="majorHAnsi" w:eastAsiaTheme="majorEastAsia" w:hAnsiTheme="majorHAnsi" w:cstheme="majorBidi"/>
+      <w:rFonts/>
       <w:color w:val="000000" w:themeColor="text1"/>
     </w:rPr>
     <w:tblPr>

--- a/az/discovery-articles/1.19 Beton.docx
+++ b/az/discovery-articles/1.19 Beton.docx
@@ -32,7 +32,7 @@
         <w:rPr>
           <w:sz w:val="20"/>
         </w:rPr>
-        <w:t>Dövr: təxminən e.ə. I minillikdən Roma imperiyasınadək pussolanlı betonlar; XIX əsrdən Portland sementi dövrü | Əsas iştirakçılar: pussolandan istifadə edən Roma ustaları, sonralar Aspdin və sement sənayeçiləri, müasir inşaat mühəndisləri</w:t>
+        <w:t>Dövr: təxminən e.ə. I minillikdən Roma imperiyası dövrünədək pussolanlı betonlardan istifadə; XIX əsrdən Portland sementinin yayılması | Əsas iştirakçılar: pussolandan istifadə edən Roma ustaları, sonrakı dövrlərdə Cozef Aspdin və sement istehsalçıları, müasir inşaat mühəndisləri</w:t>
       </w:r>
     </w:p>
     <w:p>
@@ -40,7 +40,7 @@
         <w:widowControl/>
       </w:pPr>
       <w:r>
-        <w:t>Beton bağlayıcı, su və doldurucudan hazırlanan, töküldüyü yerdə daşabənzər kütləyə çevrilən qarışıqdır. Yonma daşla tikintinin ləng olduğu şəraitdə divar, günbəz, liman və sonralar göydələn karkaslarını qəlibdə qurmağa imkan verdi.</w:t>
+        <w:t>Beton bağlayıcı maddə, su, qum və daş qırıntılarından hazırlanan qarışıqdır. Töküldüyü yerdə bərkiyərək daşa bənzər möhkəm materiala çevrilir. Daşı yonub hörmək xeyli vaxt apardığı halda, beton divarları, günbəzləri, liman qurğularını, sonralar isə göydələnlərin daşıyıcı hissələrini qəliblərə tökərək qurmağa imkan verdi.</w:t>
       </w:r>
     </w:p>
     <w:p>
@@ -58,7 +58,7 @@
         <w:widowControl/>
       </w:pPr>
       <w:r>
-        <w:t>Romalılar əhəngi pussolan adlı vulkan külü ilə qarışdırırdılar; bu qatqı qarışığın su altında da bərkiməsinə imkan verirdi.</w:t>
+        <w:t>Romalılar əhəngi pussolan adlanan vulkan külü ilə qarışdırırdılar. Bu qatqı qarışığın su altında da bərkiməsinə imkan verirdi.</w:t>
       </w:r>
     </w:p>
     <w:p>
@@ -67,7 +67,7 @@
         <w:widowControl/>
       </w:pPr>
       <w:r>
-        <w:t>Roma limanları və Panteonun günbəzi betonla böyük konstruksiyalar qurmağın imkanlarını göstərir.</w:t>
+        <w:t>Roma limanları və Panteonun günbəzi betondan nə qədər böyük tikililər qurmağın mümkün olduğunu göstərir.</w:t>
       </w:r>
     </w:p>
     <w:p>
@@ -76,7 +76,7 @@
         <w:widowControl/>
       </w:pPr>
       <w:r>
-        <w:t>Orta əsr Avropasının bəzi yerlərində Roma qarışıqları haqqında biliklər zəiflədi.</w:t>
+        <w:t>Orta əsrlərdə Avropanın bəzi bölgələrində Roma betonunun hazırlanmasına dair biliklərin bir hissəsi unuduldu.</w:t>
       </w:r>
     </w:p>
     <w:p>
@@ -85,7 +85,7 @@
         <w:widowControl/>
       </w:pPr>
       <w:r>
-        <w:t>XIX əsrdə Portland sementi betonun kütləvi istifadəsini yenidən genişləndirdi.</w:t>
+        <w:t>XIX əsrdə Portland sementinin istehsalı betonun yenidən geniş yayılmasına şərait yaratdı.</w:t>
       </w:r>
     </w:p>
     <w:p>
@@ -94,7 +94,7 @@
         <w:widowControl/>
       </w:pPr>
       <w:r>
-        <w:t>Dəmir-beton və əvvəlcədən gərginləşdirilmiş beton müasir infrastrukturun böyük hissəsini təşkil edir.</w:t>
+        <w:t>Dəmir-beton və əvvəlcədən gərginləşdirilmiş beton müasir infrastrukturda mühüm yer tutur.</w:t>
       </w:r>
     </w:p>
     <w:p>
@@ -103,15 +103,7 @@
         <w:widowControl/>
       </w:pPr>
       <w:r>
-        <w:t>Bu nədir</w:t>
-      </w:r>
-    </w:p>
-    <w:p>
-      <w:pPr>
-        <w:widowControl/>
-      </w:pPr>
-      <w:r>
-        <w:t>Beton əhəng və ya sement kimi bağlayıcını su, daş və ya qum doldurucusu ilə qarışdırıb bərk material almaqla hazırlanır. Qəlibə tökülə, daş qırıntılarının və ya polad hissələrin arasını doldura bilər. Yalnız yonma bloklardan hörülən divardan fərqli olaraq, beton qəlibin formasını alır. Sadə bənzətmə ilə, divar, döşəmə və ya tağ lazım olan yerə tökülən «maye daş»dır.</w:t>
+        <w:t>Bu nədir?</w:t>
       </w:r>
     </w:p>
     <w:p>
@@ -120,15 +112,7 @@
         <w:widowControl/>
       </w:pPr>
       <w:r>
-        <w:t>Kim kəşf edib və ya yaradıb</w:t>
-      </w:r>
-    </w:p>
-    <w:p>
-      <w:pPr>
-        <w:widowControl/>
-      </w:pPr>
-      <w:r>
-        <w:t>Roma mühəndisləri məşhur pussolanlı betonu təkmilləşdirdilər, amma daha qədim əhəng məhlulları və gips qarışıqları da vardı. Doldurucunu bağlamaq fikrinin tək ixtiraçısı yoxdur. Cozef Aspdin və sonrakı sement kimyaçıları XIX əsrdə Portland sementinin sənaye istehsalını inkişaf etdirdilər. Tikinti dəstələri və daş karxanası işçiləri məşhur abidələr arasında praktik bilik daşıyırdılar.</w:t>
+        <w:t>Beton hazırlamaq üçün əhəng və ya sement kimi bağlayıcı maddə su, qum və daş qırıntıları ilə qarışdırılır. Qum və daş qırıntıları betonun doldurucusudur; bağlayıcı maddə isə onları bir-birinə birləşdirir.</w:t>
       </w:r>
     </w:p>
     <w:p>
@@ -137,15 +121,70 @@
         <w:widowControl/>
       </w:pPr>
       <w:r>
-        <w:t>Nə vaxt və necə yaranıb</w:t>
+        <w:t>Hələ bərkiməmiş qarışığı qəlibə tökmək, daşların və ya polad çubuqların arasındakı boşluqları onunla doldurmaq mümkündür. Yonulmuş daşlarla tikərkən hər daşı ayrıca yerləşdirmək lazım gəlir. Beton isə töküldüyü qəlibin formasını alır. Onu sadə dillə divar, döşəmə və ya tağ qurulacaq yerə tökülüb orada bərkiyən «maye daş»a bənzətmək olar.</w:t>
       </w:r>
     </w:p>
     <w:p>
       <w:pPr>
+        <w:pStyle w:val="Heading1"/>
         <w:widowControl/>
       </w:pPr>
       <w:r>
-        <w:t>Roma respublikasının sonlarında və imperiya dövründə pussolanlı qarışıqlarla limanlar, tağbəndlər və Panteonun günbəzi quruldu. İmperiyadan sonra istifadə müxtəlif bölgələrdə fərqli dərəcədə azaldı, çox yerdə daş və kərpic üstünlük qazandı. XIX əsrin Portland sementi və dəmir armaturu Roma miqyasını bərpa edib sonra aşdı. XX əsrin bəndləri və avtomobil yolları materialı dünyaya yaydı. Hər genişlənmə ucuz yanacaq, doldurucunun daşınması və etibarlı standartlar tələb edirdi.</w:t>
+        <w:t>Kim yaradıb?</w:t>
+      </w:r>
+    </w:p>
+    <w:p>
+      <w:pPr>
+        <w:pStyle w:val="Heading1"/>
+        <w:widowControl/>
+      </w:pPr>
+      <w:r>
+        <w:t>Betonun yaranmasını bir nəfərin adı ilə bağlamaq olmaz. Daş və qum dənələrini bağlayıcı maddə ilə birləşdirmək üsulu uzun müddət ərzində formalaşıb. Roma betonundan əvvəl də əhəng məhlullarından və gips qarışıqlarından istifadə olunurdu. Roma mühəndisləri isə pussolanlı betonu təkmilləşdirərək böyük tikililərdə tətbiq etdilər.</w:t>
+      </w:r>
+    </w:p>
+    <w:p>
+      <w:pPr>
+        <w:pStyle w:val="Heading1"/>
+        <w:widowControl/>
+      </w:pPr>
+      <w:r>
+        <w:t>XIX əsrdə Cozef Aspdin və ondan sonra çalışan sement kimyaçıları Portland sementinin hazırlanması və sənaye üsulu ilə istehsalının inkişafında mühüm rol oynadılar. Bu sahədə biliklərin yayılmasında tikinti ustalarının və daş karxanalarında çalışanların da payı vardı. Onlar bir tikintidə qazandıqları təcrübəni digərinə aparırdılar.</w:t>
+      </w:r>
+    </w:p>
+    <w:p>
+      <w:pPr>
+        <w:pStyle w:val="Heading1"/>
+        <w:widowControl/>
+      </w:pPr>
+      <w:r>
+        <w:t>Nə vaxt və necə yaranıb?</w:t>
+      </w:r>
+    </w:p>
+    <w:p>
+      <w:pPr>
+        <w:pStyle w:val="Heading1"/>
+        <w:widowControl/>
+      </w:pPr>
+      <w:r>
+        <w:t>Roma respublikasının son dövrlərində və imperiya zamanında pussolanlı qarışıqlardan limanların, tağbəndlərin və Panteonun günbəzinin tikintisində istifadə edilirdi. İmperiyanın süqutundan sonra bəzi bölgələrdə bu üsuldan istifadə azaldı, bir çox yerdə daş və kərpic tikintisi üstünlük qazandı.</w:t>
+      </w:r>
+    </w:p>
+    <w:p>
+      <w:pPr>
+        <w:pStyle w:val="Heading1"/>
+        <w:widowControl/>
+      </w:pPr>
+      <w:r>
+        <w:t>XIX əsrdə Portland sementinin və betonu möhkəmləndirən dəmir çubuqların — armaturun — tətbiqi ilə yenidən Roma dövründəki qədər böyük, daha sonra isə daha iri tikililər qurmaq mümkün oldu. XX əsrdə bəndlərin və avtomobil yollarının tikintisi betonun bütün dünyada yayılmasına təkan verdi.</w:t>
+      </w:r>
+    </w:p>
+    <w:p>
+      <w:pPr>
+        <w:pStyle w:val="Heading1"/>
+        <w:widowControl/>
+      </w:pPr>
+      <w:r>
+        <w:t>İstehsal və tikinti genişləndikcə ucuz yanacağa, qum və daşın tikinti yerlərinə daşınmasına, eləcə də keyfiyyəti təmin edən etibarlı standartlara ehtiyac artırdı.</w:t>
       </w:r>
     </w:p>
     <w:p>
@@ -159,10 +198,29 @@
     </w:p>
     <w:p>
       <w:pPr>
+        <w:pStyle w:val="Heading1"/>
         <w:widowControl/>
       </w:pPr>
       <w:r>
-        <w:t>Betonun kimyasında su ilə reaksiya — hidratlaşma — və daxili quruluş əsasdır: yaranan kristallar doldurucunu yükdaşıyan kütlədə birləşdirir. Pussolan əhənglə reaksiyaya girir; Portland sementinin tərkib hissələri tikinti işini planlamağa imkan verən müddətdə bərkiyir. Davamlılıq araşdırmaları duzun, donma-ərimənin və karbon qazı ilə reaksiyaların təsirini izləyir. Materialşünaslıq qarışıq tərkibini təkmilləşdirir. Beton tikintini yalnız hörgü ustalığından ölçülən nisbətlər və bərkimə müddətləri ilə idarə olunan işə çevirdi.</w:t>
+        <w:t>Betonun bərkiməsində su ilə gedən kimyəvi reaksiyalar — hidratlaşma — və bu reaksiyalar nəticəsində yaranan daxili quruluş mühüm rol oynayır. Əmələ gələn birləşmələr qum və daş dənələrini bir-birinə bağlayaraq yükə davam gətirən möhkəm kütlə yaradır.</w:t>
+      </w:r>
+    </w:p>
+    <w:p>
+      <w:pPr>
+        <w:pStyle w:val="Heading1"/>
+        <w:widowControl/>
+      </w:pPr>
+      <w:r>
+        <w:t>Pussolan əhənglə reaksiyaya girir. Portland sementinin bərkimə müddətini nəzərə almaq isə tikinti işlərini əvvəlcədən planlaşdırmağa imkan verir. Betonun uzunömürlülüyünü araşdıran alimlər duzların, donub-ərimənin və karbon qazı ilə reaksiyaların ona necə təsir etdiyini öyrənirlər. Materialşünaslıq sahəsində aparılan tədqiqatlar da beton qarışığının tərkibini təkmilləşdirməyə kömək edir.</w:t>
+      </w:r>
+    </w:p>
+    <w:p>
+      <w:pPr>
+        <w:pStyle w:val="Heading1"/>
+        <w:widowControl/>
+      </w:pPr>
+      <w:r>
+        <w:t>Beləliklə, tikintidə ustanın təcrübəsi ilə yanaşı, maddələrin dəqiq nisbəti, bərkimə müddəti və möhkəmliyin ölçülməsi də əsas yer tutmağa başladı.</w:t>
       </w:r>
     </w:p>
     <w:p>
@@ -176,10 +234,11 @@
     </w:p>
     <w:p>
       <w:pPr>
+        <w:pStyle w:val="Heading1"/>
         <w:widowControl/>
       </w:pPr>
       <w:r>
-        <w:t>Qəlibdə qurulan günbəz və limanlar axıcı qarışığın yükdaşıyan forma ala bildiyini göstərdi. Dəmir-beton karkaslara, körpülərə və hündür binalara yol açdı. Zavodda hazırlanan panellər və nasosla verilən qarışıqlar tikintini sürətləndirdi. Tikinti qaydaları, sınaq laboratoriyaları və sement standartları da yayıldı. Beton olmasaydı, XX əsr infrastrukturunun böyük hissəsi başqa materialla qurular və ya ümumiyyətlə mümkün olmazdı.</w:t>
+        <w:t>Beton günbəzlər və liman qurğuları göstərdi ki, əvvəlcə axıcı olan qarışıq bərkidikdən sonra böyük yük daşıya bilər. Betonun polad armaturla birləşdirilməsi — dəmir-betonun yaranması — körpülərin, hündür binaların və onların daşıyıcı karkaslarının tikintisinə yeni imkanlar açdı.</w:t>
       </w:r>
     </w:p>
     <w:p>
@@ -188,15 +247,43 @@
         <w:widowControl/>
       </w:pPr>
       <w:r>
-        <w:t>İnsan həyatını necə dəyişib</w:t>
+        <w:t>Zavodlarda əvvəlcədən hazırlanan panellər və betonun nasosla lazım olan yerə vurulması tikinti işlərini sürətləndirdi. Bununla yanaşı, tikinti qaydaları, materialları yoxlayan sınaq laboratoriyaları və sementin keyfiyyətini müəyyən edən standartlar da geniş yayıldı.</w:t>
       </w:r>
     </w:p>
     <w:p>
       <w:pPr>
+        <w:pStyle w:val="Heading1"/>
         <w:widowControl/>
       </w:pPr>
       <w:r>
-        <w:t>Adi evləri, səkiləri və su çənlərini daha tez tikmək mümkün oldu. Bununla yanaşı, karxanalar, toz və sonralar sement istehsalından böyük karbon emissiyaları yarandı. Şəhər siluetlərində və kənd bəndlərində betonun izini görmək olur. Beton ucuzlaşdıqca yollara, məktəblərə və limanlara dair gözləntilər də artdı.</w:t>
+        <w:t>Beton olmasaydı, XX əsrdə qurulan infrastrukturun böyük hissəsini başqa materiallarla tikmək lazım gələrdi, bəzi layihələri isə həyata keçirmək mümkün olmazdı.</w:t>
+      </w:r>
+    </w:p>
+    <w:p>
+      <w:pPr>
+        <w:pStyle w:val="Heading1"/>
+        <w:widowControl/>
+      </w:pPr>
+      <w:r>
+        <w:t>İnsan həyatını necə dəyişib?</w:t>
+      </w:r>
+    </w:p>
+    <w:p>
+      <w:pPr>
+        <w:pStyle w:val="Heading1"/>
+        <w:widowControl/>
+      </w:pPr>
+      <w:r>
+        <w:t>Beton evlərin, səkilərin və su çənlərinin daha tez tikilməsinə imkan verdi. Ancaq ondan geniş istifadənin ətraf mühitə təsiri də oldu: yeni karxanalar açıldı, toz artdı, sement istehsalı isə atmosferə böyük miqdarda karbon qazının buraxılmasına səbəb oldu.</w:t>
+      </w:r>
+    </w:p>
+    <w:p>
+      <w:pPr>
+        <w:pStyle w:val="Heading1"/>
+        <w:widowControl/>
+      </w:pPr>
+      <w:r>
+        <w:t>Şəhərlərin hündür binalarından kəndlərdəki su bəndlərinə qədər hər yerdə betona rast gəlirik. Beton ucuzlaşdıqca daha çox yol, məktəb və liman tikmək mümkün oldu; insanların belə tikililərə tələbatı və onlardan gözləntiləri də artdı.</w:t>
       </w:r>
     </w:p>
     <w:p>
@@ -217,7 +304,7 @@
         <w:rPr>
           <w:sz w:val="20"/>
         </w:rPr>
-        <w:t>A Kitablar və əsas elmi əsərlər</w:t>
+        <w:t>Kitablar və əsas elmi əsərlər</w:t>
       </w:r>
     </w:p>
     <w:p>
@@ -240,7 +327,7 @@
         <w:rPr>
           <w:sz w:val="20"/>
         </w:rPr>
-        <w:t>C Qurumların materialları və ensiklopedik mənbələr</w:t>
+        <w:t>Qurumların materialları və ensiklopedik mənbələr</w:t>
       </w:r>
     </w:p>
     <w:p>
@@ -300,7 +387,7 @@
         <w:rPr>
           <w:sz w:val="20"/>
         </w:rPr>
-        <w:t>J Mətbuat elmi kütləvi nəşrlər və ümumi mənbələr</w:t>
+        <w:t>Mətbuat elmi kütləvi nəşrlər və ümumi mənbələr</w:t>
       </w:r>
     </w:p>
     <w:p>
